--- a/Documents/Presentation/Meeting Calendar/5 CP FSM design/MM5.docx
+++ b/Documents/Presentation/Meeting Calendar/5 CP FSM design/MM5.docx
@@ -495,19 +495,11 @@
                 <w:lang w:val="en-US"/>
               </w:rPr>
             </w:pPr>
-            <w:proofErr w:type="spellStart"/>
-            <w:r>
-              <w:rPr>
-                <w:lang w:val="en-US"/>
-              </w:rPr>
-              <w:t>Utilise</w:t>
-            </w:r>
-            <w:proofErr w:type="spellEnd"/>
-            <w:r>
-              <w:rPr>
-                <w:lang w:val="en-US"/>
-              </w:rPr>
-              <w:t xml:space="preserve"> this to</w:t>
+            <w:r>
+              <w:rPr>
+                <w:lang w:val="en-US"/>
+              </w:rPr>
+              <w:t>Utilise this to</w:t>
             </w:r>
             <w:r>
               <w:rPr>
@@ -601,19 +593,11 @@
                 <w:lang w:val="en-US"/>
               </w:rPr>
             </w:pPr>
-            <w:proofErr w:type="spellStart"/>
-            <w:r>
-              <w:rPr>
-                <w:lang w:val="en-US"/>
-              </w:rPr>
-              <w:t>Utilise</w:t>
-            </w:r>
-            <w:proofErr w:type="spellEnd"/>
-            <w:r>
-              <w:rPr>
-                <w:lang w:val="en-US"/>
-              </w:rPr>
-              <w:t xml:space="preserve"> this </w:t>
+            <w:r>
+              <w:rPr>
+                <w:lang w:val="en-US"/>
+              </w:rPr>
+              <w:t xml:space="preserve">Utilise this </w:t>
             </w:r>
             <w:r>
               <w:rPr>
@@ -953,24 +937,62 @@
         <w:rPr>
           <w:lang w:val="en-US"/>
         </w:rPr>
-        <w:t>All actions are recorded here: &lt;insert link to Action Tracker&gt;</w:t>
-      </w:r>
+        <w:t xml:space="preserve">All actions are recorded here: </w:t>
+      </w:r>
+      <w:hyperlink r:id="rId11" w:history="1">
+        <w:r>
+          <w:rPr>
+            <w:rStyle w:val="Hyperlink"/>
+            <w:lang w:val="en-US"/>
+          </w:rPr>
+          <w:t>Action Tracker</w:t>
+        </w:r>
+      </w:hyperlink>
     </w:p>
     <w:p>
       <w:pPr>
         <w:rPr>
-          <w:lang w:val="en-US"/>
-        </w:rPr>
-      </w:pPr>
-      <w:r>
-        <w:rPr>
-          <w:lang w:val="en-US"/>
-        </w:rPr>
-        <w:t>All decisions and/or meeting minutes are stored here: &lt;insert link to Action Tracker&gt;</w:t>
+          <w:rStyle w:val="Hyperlink"/>
+          <w:lang w:val="en-US"/>
+        </w:rPr>
+      </w:pPr>
+      <w:r>
+        <w:rPr>
+          <w:lang w:val="en-US"/>
+        </w:rPr>
+        <w:t xml:space="preserve">All decisions and/or meeting minutes are stored here: </w:t>
+      </w:r>
+      <w:hyperlink r:id="rId12" w:history="1">
+        <w:r>
+          <w:rPr>
+            <w:rStyle w:val="Hyperlink"/>
+            <w:lang w:val="en-US"/>
+          </w:rPr>
+          <w:t>Action Tracker</w:t>
+        </w:r>
+      </w:hyperlink>
+    </w:p>
+    <w:p>
+      <w:pPr>
+        <w:rPr>
+          <w:lang w:val="en-US"/>
+        </w:rPr>
+      </w:pPr>
+      <w:r>
+        <w:rPr>
+          <w:lang w:val="en-US"/>
+        </w:rPr>
+        <w:t>If any link is not available, please refer to the Action Tracker in the root directory</w:t>
+      </w:r>
+      <w:r>
+        <w:rPr>
+          <w:lang w:val="en-US"/>
+        </w:rPr>
+        <w:t>.</w:t>
       </w:r>
     </w:p>
     <w:sectPr>
-      <w:footerReference w:type="default" r:id="rId11"/>
+      <w:footerReference w:type="default" r:id="rId13"/>
       <w:pgSz w:w="11906" w:h="16838"/>
       <w:pgMar w:top="720" w:right="720" w:bottom="720" w:left="720" w:header="708" w:footer="290" w:gutter="0"/>
       <w:cols w:space="708"/>
@@ -2313,6 +2335,17 @@
       <w:szCs w:val="26"/>
     </w:rPr>
   </w:style>
+  <w:style w:type="character" w:styleId="Hyperlink">
+    <w:name w:val="Hyperlink"/>
+    <w:basedOn w:val="DefaultParagraphFont"/>
+    <w:uiPriority w:val="99"/>
+    <w:unhideWhenUsed/>
+    <w:rsid w:val="00CA7792"/>
+    <w:rPr>
+      <w:color w:val="0563C1" w:themeColor="hyperlink"/>
+      <w:u w:val="single"/>
+    </w:rPr>
+  </w:style>
 </w:styles>
 </file>
 
